--- a/Word/Module 2/DOCX/Exercices/M2_03_Exercice_Document_structure.docx
+++ b/Word/Module 2/DOCX/Exercices/M2_03_Exercice_Document_structure.docx
@@ -7,7 +7,7 @@
         <w:pStyle w:val="Title"/>
       </w:pPr>
       <w:r>
-        <w:t>Construire un document structure</w:t>
+        <w:t>Construire un document structuré</w:t>
       </w:r>
     </w:p>
     <w:p>
@@ -15,7 +15,7 @@
         <w:rPr>
           <w:i/>
         </w:rPr>
-        <w:t>Consigne : appliquez les styles hierarchiques aux titres, activez la numerotation automatique des titres (1, 1.1, 1.2...), inserez un sommaire automatique, puis ajoutez des en-tetes et pieds de page avec numerotation (premiere page differente).</w:t>
+        <w:t>Consigne : appliquez les styles hiérarchiques aux titres, activez la numérotation automatique des titres (1, 1.1, 1.2...), insérez un sommaire automatique, puis ajoutez des en-têtes et pieds de page avec numérotation (première page différente).</w:t>
       </w:r>
     </w:p>
     <w:p>
@@ -23,7 +23,7 @@
         <w:pStyle w:val="Heading1"/>
       </w:pPr>
       <w:r>
-        <w:t>Presentation du service</w:t>
+        <w:t>Présentation du service</w:t>
       </w:r>
     </w:p>
     <w:p>
@@ -36,7 +36,7 @@
     </w:p>
     <w:p>
       <w:r>
-        <w:t>Texte d'exemple a completer pour cette sous-partie.</w:t>
+        <w:t>Texte d'exemple à compléter pour cette sous-partie.</w:t>
       </w:r>
     </w:p>
     <w:p>
@@ -49,7 +49,7 @@
     </w:p>
     <w:p>
       <w:r>
-        <w:t>Texte d'exemple a completer pour cette sous-partie.</w:t>
+        <w:t>Texte d'exemple à compléter pour cette sous-partie.</w:t>
       </w:r>
     </w:p>
     <w:p>
@@ -57,7 +57,7 @@
         <w:pStyle w:val="Heading1"/>
       </w:pPr>
       <w:r>
-        <w:t>Procedures internes</w:t>
+        <w:t>Procédures internes</w:t>
       </w:r>
     </w:p>
     <w:p>
@@ -70,7 +70,7 @@
     </w:p>
     <w:p>
       <w:r>
-        <w:t>Texte d'exemple a completer pour cette sous-partie.</w:t>
+        <w:t>Texte d'exemple à compléter pour cette sous-partie.</w:t>
       </w:r>
     </w:p>
     <w:p>
@@ -78,12 +78,12 @@
         <w:pStyle w:val="Heading2"/>
       </w:pPr>
       <w:r>
-        <w:t>Gestion des acces</w:t>
+        <w:t>Gestion des accès</w:t>
       </w:r>
     </w:p>
     <w:p>
       <w:r>
-        <w:t>Texte d'exemple a completer pour cette sous-partie.</w:t>
+        <w:t>Texte d'exemple à compléter pour cette sous-partie.</w:t>
       </w:r>
     </w:p>
     <w:p>
@@ -96,7 +96,7 @@
     </w:p>
     <w:p>
       <w:r>
-        <w:t>Texte d'exemple a completer pour cette sous-partie.</w:t>
+        <w:t>Texte d'exemple à compléter pour cette sous-partie.</w:t>
       </w:r>
     </w:p>
     <w:p>
@@ -117,7 +117,7 @@
     </w:p>
     <w:p>
       <w:r>
-        <w:t>Texte d'exemple a completer pour cette sous-partie.</w:t>
+        <w:t>Texte d'exemple à compléter pour cette sous-partie.</w:t>
       </w:r>
     </w:p>
     <w:p>
@@ -125,12 +125,12 @@
         <w:pStyle w:val="Heading2"/>
       </w:pPr>
       <w:r>
-        <w:t>Documents de reference</w:t>
+        <w:t>Documents de référence</w:t>
       </w:r>
     </w:p>
     <w:p>
       <w:r>
-        <w:t>Texte d'exemple a completer pour cette sous-partie.</w:t>
+        <w:t>Texte d'exemple à compléter pour cette sous-partie.</w:t>
       </w:r>
     </w:p>
     <w:sectPr>
